--- a/assets/On Increment Promotion temp.docx
+++ b/assets/On Increment Promotion temp.docx
@@ -11,7 +11,6 @@
           <w:bCs/>
           <w:sz w:val="28"/>
           <w:szCs w:val="28"/>
-          <w:u w:val="single"/>
           <w:cs/>
         </w:rPr>
       </w:pPr>
@@ -21,7 +20,6 @@
           <w:bCs/>
           <w:sz w:val="28"/>
           <w:szCs w:val="28"/>
-          <w:u w:val="single"/>
           <w:cs/>
         </w:rPr>
         <w:t>पदोन्नति</w:t>
@@ -36,8 +34,6 @@
           <w:bCs/>
           <w:sz w:val="28"/>
           <w:szCs w:val="28"/>
-          <w:u w:val="single"/>
-          <w:cs/>
         </w:rPr>
       </w:pPr>
       <w:r>
@@ -46,21 +42,42 @@
           <w:bCs/>
           <w:sz w:val="28"/>
           <w:szCs w:val="28"/>
-          <w:u w:val="single"/>
           <w:cs/>
         </w:rPr>
         <w:t>कार्यालय टिप्पणी</w:t>
       </w:r>
-      <w:r>
+    </w:p>
+    <w:p>
+      <w:pPr>
+        <w:spacing w:after="0" w:line="240" w:lineRule="auto"/>
+        <w:jc w:val="center"/>
         <w:rPr>
           <w:b/>
           <w:bCs/>
           <w:sz w:val="28"/>
           <w:szCs w:val="28"/>
-          <w:u w:val="single"/>
+          <w:cs/>
+        </w:rPr>
+      </w:pPr>
+      <w:r>
+        <w:rPr>
+          <w:b/>
+          <w:bCs/>
+          <w:sz w:val="28"/>
+          <w:szCs w:val="28"/>
         </w:rPr>
         <w:t xml:space="preserve"> </w:t>
       </w:r>
+      <w:r>
+        <w:rPr>
+          <w:b/>
+          <w:bCs/>
+          <w:sz w:val="28"/>
+          <w:szCs w:val="28"/>
+        </w:rPr>
+        <w:t>(</w:t>
+      </w:r>
+      <w:proofErr w:type="spellStart"/>
       <w:r>
         <w:rPr>
           <w:rFonts w:ascii="Mangal" w:hAnsi="Mangal" w:hint="cs"/>
@@ -68,11 +85,11 @@
           <w:bCs/>
           <w:sz w:val="28"/>
           <w:szCs w:val="28"/>
-          <w:u w:val="single"/>
-          <w:cs/>
-        </w:rPr>
-        <w:t>वेतन</w:t>
-      </w:r>
+          <w:cs/>
+        </w:rPr>
+        <w:t>विकल्पानुसार</w:t>
+      </w:r>
+      <w:proofErr w:type="spellEnd"/>
       <w:r>
         <w:rPr>
           <w:rFonts w:ascii="Mangal" w:hAnsi="Mangal"/>
@@ -80,7 +97,6 @@
           <w:bCs/>
           <w:sz w:val="28"/>
           <w:szCs w:val="28"/>
-          <w:u w:val="single"/>
           <w:cs/>
         </w:rPr>
         <w:t xml:space="preserve"> </w:t>
@@ -92,10 +108,9 @@
           <w:bCs/>
           <w:sz w:val="28"/>
           <w:szCs w:val="28"/>
-          <w:u w:val="single"/>
-          <w:cs/>
-        </w:rPr>
-        <w:t>वृद्धि</w:t>
+          <w:cs/>
+        </w:rPr>
+        <w:t>अगली</w:t>
       </w:r>
       <w:r>
         <w:rPr>
@@ -104,7 +119,6 @@
           <w:bCs/>
           <w:sz w:val="28"/>
           <w:szCs w:val="28"/>
-          <w:u w:val="single"/>
           <w:cs/>
         </w:rPr>
         <w:t xml:space="preserve"> </w:t>
@@ -116,10 +130,130 @@
           <w:bCs/>
           <w:sz w:val="28"/>
           <w:szCs w:val="28"/>
-          <w:u w:val="single"/>
+          <w:cs/>
+        </w:rPr>
+        <w:t>वेतन</w:t>
+      </w:r>
+      <w:r>
+        <w:rPr>
+          <w:rFonts w:ascii="Mangal" w:hAnsi="Mangal"/>
+          <w:b/>
+          <w:bCs/>
+          <w:sz w:val="28"/>
+          <w:szCs w:val="28"/>
+          <w:cs/>
+        </w:rPr>
+        <w:t xml:space="preserve"> </w:t>
+      </w:r>
+      <w:r>
+        <w:rPr>
+          <w:rFonts w:ascii="Mangal" w:hAnsi="Mangal" w:hint="cs"/>
+          <w:b/>
+          <w:bCs/>
+          <w:sz w:val="28"/>
+          <w:szCs w:val="28"/>
+          <w:cs/>
+        </w:rPr>
+        <w:t>वृद्धि</w:t>
+      </w:r>
+      <w:r>
+        <w:rPr>
+          <w:rFonts w:ascii="Mangal" w:hAnsi="Mangal"/>
+          <w:b/>
+          <w:bCs/>
+          <w:sz w:val="28"/>
+          <w:szCs w:val="28"/>
+          <w:cs/>
+        </w:rPr>
+        <w:t xml:space="preserve"> </w:t>
+      </w:r>
+      <w:r>
+        <w:rPr>
+          <w:rFonts w:ascii="Mangal" w:hAnsi="Mangal" w:hint="cs"/>
+          <w:b/>
+          <w:bCs/>
+          <w:sz w:val="28"/>
+          <w:szCs w:val="28"/>
+          <w:cs/>
+        </w:rPr>
+        <w:t>की</w:t>
+      </w:r>
+      <w:r>
+        <w:rPr>
+          <w:rFonts w:ascii="Mangal" w:hAnsi="Mangal"/>
+          <w:b/>
+          <w:bCs/>
+          <w:sz w:val="28"/>
+          <w:szCs w:val="28"/>
+          <w:cs/>
+        </w:rPr>
+        <w:t xml:space="preserve"> </w:t>
+      </w:r>
+      <w:r>
+        <w:rPr>
+          <w:rFonts w:ascii="Mangal" w:hAnsi="Mangal" w:hint="cs"/>
+          <w:b/>
+          <w:bCs/>
+          <w:sz w:val="28"/>
+          <w:szCs w:val="28"/>
+          <w:cs/>
+        </w:rPr>
+        <w:t>तारीख</w:t>
+      </w:r>
+      <w:r>
+        <w:rPr>
+          <w:rFonts w:ascii="Mangal" w:hAnsi="Mangal"/>
+          <w:b/>
+          <w:bCs/>
+          <w:sz w:val="28"/>
+          <w:szCs w:val="28"/>
+          <w:cs/>
+        </w:rPr>
+        <w:t xml:space="preserve"> </w:t>
+      </w:r>
+      <w:r>
+        <w:rPr>
+          <w:rFonts w:ascii="Mangal" w:hAnsi="Mangal" w:hint="cs"/>
+          <w:b/>
+          <w:bCs/>
+          <w:sz w:val="28"/>
+          <w:szCs w:val="28"/>
           <w:cs/>
         </w:rPr>
         <w:t>पर</w:t>
+      </w:r>
+      <w:r>
+        <w:rPr>
+          <w:rFonts w:ascii="Mangal" w:hAnsi="Mangal"/>
+          <w:b/>
+          <w:bCs/>
+          <w:sz w:val="28"/>
+          <w:szCs w:val="28"/>
+          <w:cs/>
+        </w:rPr>
+        <w:t xml:space="preserve"> </w:t>
+      </w:r>
+      <w:r>
+        <w:rPr>
+          <w:rFonts w:ascii="Mangal" w:hAnsi="Mangal" w:hint="cs"/>
+          <w:b/>
+          <w:bCs/>
+          <w:sz w:val="28"/>
+          <w:szCs w:val="28"/>
+          <w:cs/>
+        </w:rPr>
+        <w:t>देय</w:t>
+      </w:r>
+      <w:r>
+        <w:rPr>
+          <w:rFonts w:ascii="Mangal" w:hAnsi="Mangal"/>
+          <w:b/>
+          <w:bCs/>
+          <w:sz w:val="28"/>
+          <w:szCs w:val="28"/>
+          <w:cs/>
+        </w:rPr>
+        <w:t>)</w:t>
       </w:r>
     </w:p>
     <w:p>
@@ -140,19 +274,10 @@
         <w:rPr>
           <w:cs/>
         </w:rPr>
-        <w:t xml:space="preserve">. सं. </w:t>
-      </w:r>
-      <w:r>
-        <w:rPr>
-          <w:cs/>
-        </w:rPr>
-        <w:t>[</w:t>
-      </w:r>
-      <w:r>
-        <w:t>PFN</w:t>
-      </w:r>
-      <w:r>
-        <w:t>UMBER]</w:t>
+        <w:t>. सं. [</w:t>
+      </w:r>
+      <w:r>
+        <w:t>PFNUMBER]</w:t>
       </w:r>
     </w:p>
     <w:p>
@@ -179,59 +304,26 @@
         <w:rPr>
           <w:cs/>
         </w:rPr>
+        <w:t xml:space="preserve"> [</w:t>
+      </w:r>
+      <w:r>
+        <w:t>OLDPAYBAND</w:t>
+      </w:r>
+      <w:r>
+        <w:rPr>
+          <w:cs/>
+        </w:rPr>
+        <w:t>]       ग्रेड वेतन [</w:t>
+      </w:r>
+      <w:r>
+        <w:t>OLDGP]</w:t>
+      </w:r>
+      <w:r>
+        <w:rPr>
+          <w:cs/>
+        </w:rPr>
         <w:t xml:space="preserve"> </w:t>
       </w:r>
-      <w:r>
-        <w:rPr>
-          <w:cs/>
-        </w:rPr>
-        <w:t>[</w:t>
-      </w:r>
-      <w:r>
-        <w:t>OLD</w:t>
-      </w:r>
-      <w:r>
-        <w:t>PAYBAND</w:t>
-      </w:r>
-      <w:r>
-        <w:rPr>
-          <w:cs/>
-        </w:rPr>
-        <w:t>]</w:t>
-      </w:r>
-      <w:r>
-        <w:rPr>
-          <w:cs/>
-        </w:rPr>
-        <w:t xml:space="preserve">      </w:t>
-      </w:r>
-      <w:r>
-        <w:rPr>
-          <w:cs/>
-        </w:rPr>
-        <w:t xml:space="preserve"> </w:t>
-      </w:r>
-      <w:r>
-        <w:rPr>
-          <w:cs/>
-        </w:rPr>
-        <w:t xml:space="preserve">ग्रेड वेतन </w:t>
-      </w:r>
-      <w:r>
-        <w:rPr>
-          <w:cs/>
-        </w:rPr>
-        <w:t>[</w:t>
-      </w:r>
-      <w:r>
-        <w:t>OLDGP]</w:t>
-      </w:r>
-      <w:r>
-        <w:rPr>
-          <w:cs/>
-        </w:rPr>
-        <w:t xml:space="preserve"> </w:t>
-      </w:r>
       <w:proofErr w:type="spellStart"/>
       <w:r>
         <w:rPr>
@@ -244,13 +336,7 @@
         <w:rPr>
           <w:cs/>
         </w:rPr>
-        <w:t xml:space="preserve"> – </w:t>
-      </w:r>
-      <w:r>
-        <w:rPr>
-          <w:cs/>
-        </w:rPr>
-        <w:t>[</w:t>
+        <w:t xml:space="preserve"> – [</w:t>
       </w:r>
       <w:r>
         <w:t>OLDLEVEL]</w:t>
@@ -280,44 +366,26 @@
         <w:rPr>
           <w:cs/>
         </w:rPr>
+        <w:t xml:space="preserve"> [</w:t>
+      </w:r>
+      <w:r>
+        <w:t>NEWPAYBAND]</w:t>
+      </w:r>
+      <w:r>
+        <w:rPr>
+          <w:cs/>
+        </w:rPr>
+        <w:t xml:space="preserve">  ग्रेड वेतन [</w:t>
+      </w:r>
+      <w:r>
+        <w:t>NEWGP]</w:t>
+      </w:r>
+      <w:r>
+        <w:rPr>
+          <w:cs/>
+        </w:rPr>
         <w:t xml:space="preserve"> </w:t>
       </w:r>
-      <w:r>
-        <w:rPr>
-          <w:cs/>
-        </w:rPr>
-        <w:t>[</w:t>
-      </w:r>
-      <w:r>
-        <w:t>NEWPAYBAND]</w:t>
-      </w:r>
-      <w:r>
-        <w:rPr>
-          <w:cs/>
-        </w:rPr>
-        <w:t xml:space="preserve">  </w:t>
-      </w:r>
-      <w:r>
-        <w:rPr>
-          <w:cs/>
-        </w:rPr>
-        <w:t xml:space="preserve">ग्रेड वेतन </w:t>
-      </w:r>
-      <w:r>
-        <w:rPr>
-          <w:cs/>
-        </w:rPr>
-        <w:t>[</w:t>
-      </w:r>
-      <w:r>
-        <w:t>NEWGP]</w:t>
-      </w:r>
-      <w:r>
-        <w:rPr>
-          <w:cs/>
-        </w:rPr>
-        <w:t xml:space="preserve"> </w:t>
-      </w:r>
       <w:proofErr w:type="spellStart"/>
       <w:r>
         <w:rPr>
@@ -330,19 +398,10 @@
         <w:rPr>
           <w:cs/>
         </w:rPr>
-        <w:t xml:space="preserve"> – </w:t>
-      </w:r>
-      <w:r>
-        <w:rPr>
-          <w:cs/>
-        </w:rPr>
-        <w:t>[</w:t>
-      </w:r>
-      <w:r>
-        <w:t>NEWLEVEL</w:t>
-      </w:r>
-      <w:r>
-        <w:t>]</w:t>
+        <w:t xml:space="preserve"> – [</w:t>
+      </w:r>
+      <w:r>
+        <w:t>NEWLEVEL]</w:t>
       </w:r>
     </w:p>
     <w:p>
@@ -390,22 +449,10 @@
         <w:rPr>
           <w:cs/>
         </w:rPr>
-        <w:t xml:space="preserve"> </w:t>
-      </w:r>
-      <w:r>
-        <w:rPr>
-          <w:cs/>
-        </w:rPr>
-        <w:t>[</w:t>
-      </w:r>
-      <w:r>
-        <w:t>OLDD</w:t>
-      </w:r>
-      <w:r>
-        <w:t>ESIGNATION</w:t>
-      </w:r>
-      <w:r>
-        <w:t xml:space="preserve">] </w:t>
+        <w:t xml:space="preserve"> [</w:t>
+      </w:r>
+      <w:r>
+        <w:t xml:space="preserve">OLDDESIGNATION] </w:t>
       </w:r>
       <w:r>
         <w:rPr>
@@ -436,21 +483,12 @@
     <w:p>
       <w:pPr>
         <w:jc w:val="both"/>
-        <w:rPr>
-          <w:cs/>
-        </w:rPr>
-      </w:pPr>
-      <w:r>
-        <w:rPr>
-          <w:cs/>
-        </w:rPr>
-        <w:t xml:space="preserve">सर्वप्रथम कर्मचारी </w:t>
-      </w:r>
-      <w:r>
-        <w:rPr>
-          <w:cs/>
-        </w:rPr>
-        <w:t>[</w:t>
+      </w:pPr>
+      <w:r>
+        <w:rPr>
+          <w:cs/>
+        </w:rPr>
+        <w:t>सर्वप्रथम कर्मचारी [</w:t>
       </w:r>
       <w:r>
         <w:t>OLDPAYBAND</w:t>
@@ -459,13 +497,7 @@
         <w:rPr>
           <w:cs/>
         </w:rPr>
-        <w:t>]</w:t>
-      </w:r>
-      <w:r>
-        <w:rPr>
-          <w:cs/>
-        </w:rPr>
-        <w:t xml:space="preserve"> ग्रेड </w:t>
+        <w:t xml:space="preserve">] ग्रेड </w:t>
       </w:r>
       <w:proofErr w:type="spellStart"/>
       <w:r>
@@ -479,16 +511,158 @@
         <w:rPr>
           <w:cs/>
         </w:rPr>
+        <w:t xml:space="preserve"> [</w:t>
+      </w:r>
+      <w:r>
+        <w:t>OLDGP]</w:t>
+      </w:r>
+      <w:r>
+        <w:rPr>
+          <w:cs/>
+        </w:rPr>
         <w:t xml:space="preserve"> </w:t>
       </w:r>
-      <w:r>
-        <w:rPr>
-          <w:cs/>
-        </w:rPr>
-        <w:t>[</w:t>
-      </w:r>
-      <w:r>
-        <w:t>OLDGP]</w:t>
+      <w:proofErr w:type="spellStart"/>
+      <w:r>
+        <w:rPr>
+          <w:cs/>
+        </w:rPr>
+        <w:t>लेवल</w:t>
+      </w:r>
+      <w:proofErr w:type="spellEnd"/>
+      <w:r>
+        <w:rPr>
+          <w:cs/>
+        </w:rPr>
+        <w:t xml:space="preserve"> – [</w:t>
+      </w:r>
+      <w:r>
+        <w:t>OLDLEVEL]</w:t>
+      </w:r>
+      <w:r>
+        <w:rPr>
+          <w:cs/>
+        </w:rPr>
+        <w:t xml:space="preserve"> के </w:t>
+      </w:r>
+      <w:proofErr w:type="spellStart"/>
+      <w:r>
+        <w:rPr>
+          <w:cs/>
+        </w:rPr>
+        <w:t>वेतनमान</w:t>
+      </w:r>
+      <w:proofErr w:type="spellEnd"/>
+      <w:r>
+        <w:rPr>
+          <w:cs/>
+        </w:rPr>
+        <w:t xml:space="preserve"> में </w:t>
+      </w:r>
+      <w:r>
+        <w:t>[OLDDESIGNATION]</w:t>
+      </w:r>
+      <w:r>
+        <w:rPr>
+          <w:cs/>
+        </w:rPr>
+        <w:t xml:space="preserve"> पद पर कार्य करते हुए </w:t>
+      </w:r>
+      <w:proofErr w:type="spellStart"/>
+      <w:r>
+        <w:rPr>
+          <w:cs/>
+        </w:rPr>
+        <w:t>दिंनाक</w:t>
+      </w:r>
+      <w:proofErr w:type="spellEnd"/>
+      <w:r>
+        <w:rPr>
+          <w:cs/>
+        </w:rPr>
+        <w:t xml:space="preserve"> [</w:t>
+      </w:r>
+      <w:r>
+        <w:t xml:space="preserve">PROMOTIONDATE] </w:t>
+      </w:r>
+      <w:r>
+        <w:rPr>
+          <w:cs/>
+        </w:rPr>
+        <w:t>से पूर्व वेतन रु. [</w:t>
+      </w:r>
+      <w:r>
+        <w:t>OLDBASICPAY]/</w:t>
+      </w:r>
+      <w:r>
+        <w:rPr>
+          <w:rFonts w:ascii="Mangal" w:hAnsi="Mangal"/>
+          <w:cs/>
+        </w:rPr>
+        <w:t xml:space="preserve">- </w:t>
+      </w:r>
+      <w:r>
+        <w:rPr>
+          <w:cs/>
+        </w:rPr>
+        <w:t xml:space="preserve">पा रहा था। कर्मचारी को कार्यालय आदेश </w:t>
+      </w:r>
+      <w:proofErr w:type="spellStart"/>
+      <w:r>
+        <w:rPr>
+          <w:cs/>
+        </w:rPr>
+        <w:t>क्रमांक</w:t>
+      </w:r>
+      <w:proofErr w:type="spellEnd"/>
+      <w:r>
+        <w:rPr>
+          <w:cs/>
+        </w:rPr>
+        <w:t xml:space="preserve"> [</w:t>
+      </w:r>
+      <w:r>
+        <w:t xml:space="preserve">PROMOTIONORDERNUMBER] </w:t>
+      </w:r>
+      <w:proofErr w:type="spellStart"/>
+      <w:r>
+        <w:rPr>
+          <w:cs/>
+        </w:rPr>
+        <w:t>दिंनाक</w:t>
+      </w:r>
+      <w:proofErr w:type="spellEnd"/>
+      <w:r>
+        <w:rPr>
+          <w:cs/>
+        </w:rPr>
+        <w:t xml:space="preserve"> [</w:t>
+      </w:r>
+      <w:r>
+        <w:t xml:space="preserve">PROMOTIONDATE] </w:t>
+      </w:r>
+      <w:r>
+        <w:rPr>
+          <w:cs/>
+        </w:rPr>
+        <w:t xml:space="preserve">के अंतर्गत </w:t>
+      </w:r>
+      <w:proofErr w:type="spellStart"/>
+      <w:r>
+        <w:rPr>
+          <w:cs/>
+        </w:rPr>
+        <w:t>लेवल</w:t>
+      </w:r>
+      <w:proofErr w:type="spellEnd"/>
+      <w:r>
+        <w:rPr>
+          <w:cs/>
+        </w:rPr>
+        <w:t xml:space="preserve"> [</w:t>
+      </w:r>
+      <w:r>
+        <w:t>NEWLEVEL]</w:t>
       </w:r>
       <w:r>
         <w:rPr>
@@ -501,35 +675,6 @@
         <w:rPr>
           <w:cs/>
         </w:rPr>
-        <w:t>लेवल</w:t>
-      </w:r>
-      <w:proofErr w:type="spellEnd"/>
-      <w:r>
-        <w:rPr>
-          <w:cs/>
-        </w:rPr>
-        <w:t xml:space="preserve"> – </w:t>
-      </w:r>
-      <w:r>
-        <w:rPr>
-          <w:cs/>
-        </w:rPr>
-        <w:t>[</w:t>
-      </w:r>
-      <w:r>
-        <w:t>OLDLEVEL]</w:t>
-      </w:r>
-      <w:r>
-        <w:rPr>
-          <w:cs/>
-        </w:rPr>
-        <w:t xml:space="preserve"> के </w:t>
-      </w:r>
-      <w:proofErr w:type="spellStart"/>
-      <w:r>
-        <w:rPr>
-          <w:cs/>
-        </w:rPr>
         <w:t>वेतनमान</w:t>
       </w:r>
       <w:proofErr w:type="spellEnd"/>
@@ -537,16 +682,62 @@
         <w:rPr>
           <w:cs/>
         </w:rPr>
-        <w:t xml:space="preserve"> में </w:t>
-      </w:r>
-      <w:r>
-        <w:t>[OLDDESIGNATION]</w:t>
-      </w:r>
-      <w:r>
-        <w:rPr>
-          <w:cs/>
-        </w:rPr>
-        <w:t xml:space="preserve"> पद पर कार्य करते हुए </w:t>
+        <w:t xml:space="preserve"> [</w:t>
+      </w:r>
+      <w:r>
+        <w:t xml:space="preserve">NEWPAYBAND] </w:t>
+      </w:r>
+      <w:r>
+        <w:rPr>
+          <w:cs/>
+        </w:rPr>
+        <w:t xml:space="preserve">(ग्रेड </w:t>
+      </w:r>
+      <w:proofErr w:type="spellStart"/>
+      <w:r>
+        <w:rPr>
+          <w:cs/>
+        </w:rPr>
+        <w:t>पे</w:t>
+      </w:r>
+      <w:proofErr w:type="spellEnd"/>
+      <w:r>
+        <w:rPr>
+          <w:cs/>
+        </w:rPr>
+        <w:t xml:space="preserve"> [</w:t>
+      </w:r>
+      <w:r>
+        <w:t>NEWGP]</w:t>
+      </w:r>
+      <w:r>
+        <w:rPr>
+          <w:cs/>
+        </w:rPr>
+        <w:t xml:space="preserve">) पद </w:t>
+      </w:r>
+      <w:r>
+        <w:t xml:space="preserve">[NEWDESIGNATION] </w:t>
+      </w:r>
+      <w:r>
+        <w:rPr>
+          <w:cs/>
+        </w:rPr>
+        <w:t xml:space="preserve">में </w:t>
+      </w:r>
+      <w:proofErr w:type="spellStart"/>
+      <w:r>
+        <w:rPr>
+          <w:cs/>
+        </w:rPr>
+        <w:t>पदोन्नत</w:t>
+      </w:r>
+      <w:proofErr w:type="spellEnd"/>
+      <w:r>
+        <w:rPr>
+          <w:cs/>
+        </w:rPr>
+        <w:t xml:space="preserve"> किया गया है। कर्मचारी को </w:t>
       </w:r>
       <w:proofErr w:type="spellStart"/>
       <w:r>
@@ -560,244 +751,10 @@
         <w:rPr>
           <w:cs/>
         </w:rPr>
-        <w:t xml:space="preserve"> </w:t>
-      </w:r>
-      <w:r>
-        <w:rPr>
-          <w:cs/>
-        </w:rPr>
-        <w:t>[</w:t>
+        <w:t xml:space="preserve"> [</w:t>
       </w:r>
       <w:r>
         <w:t xml:space="preserve">PROMOTIONDATE] </w:t>
-      </w:r>
-      <w:r>
-        <w:rPr>
-          <w:cs/>
-        </w:rPr>
-        <w:t xml:space="preserve">से पूर्व वेतन रु. </w:t>
-      </w:r>
-      <w:r>
-        <w:rPr>
-          <w:cs/>
-        </w:rPr>
-        <w:t>[</w:t>
-      </w:r>
-      <w:r>
-        <w:t>OLDBASICPAY</w:t>
-      </w:r>
-      <w:r>
-        <w:t>]</w:t>
-      </w:r>
-      <w:r>
-        <w:t>/</w:t>
-      </w:r>
-      <w:r>
-        <w:rPr>
-          <w:rFonts w:ascii="Mangal" w:hAnsi="Mangal"/>
-          <w:cs/>
-        </w:rPr>
-        <w:t xml:space="preserve">- </w:t>
-      </w:r>
-      <w:r>
-        <w:rPr>
-          <w:cs/>
-        </w:rPr>
-        <w:t xml:space="preserve">पा रहा था। कर्मचारी को कार्यालय आदेश </w:t>
-      </w:r>
-      <w:proofErr w:type="spellStart"/>
-      <w:r>
-        <w:rPr>
-          <w:cs/>
-        </w:rPr>
-        <w:t>क्रमांक</w:t>
-      </w:r>
-      <w:proofErr w:type="spellEnd"/>
-      <w:r>
-        <w:rPr>
-          <w:cs/>
-        </w:rPr>
-        <w:t xml:space="preserve"> </w:t>
-      </w:r>
-      <w:r>
-        <w:rPr>
-          <w:cs/>
-        </w:rPr>
-        <w:t>[</w:t>
-      </w:r>
-      <w:r>
-        <w:t>PROMOTIONORDERNUMBER</w:t>
-      </w:r>
-      <w:r>
-        <w:t xml:space="preserve">] </w:t>
-      </w:r>
-      <w:proofErr w:type="spellStart"/>
-      <w:r>
-        <w:rPr>
-          <w:cs/>
-        </w:rPr>
-        <w:t>दिंनाक</w:t>
-      </w:r>
-      <w:proofErr w:type="spellEnd"/>
-      <w:r>
-        <w:rPr>
-          <w:cs/>
-        </w:rPr>
-        <w:t xml:space="preserve"> </w:t>
-      </w:r>
-      <w:r>
-        <w:rPr>
-          <w:cs/>
-        </w:rPr>
-        <w:t>[</w:t>
-      </w:r>
-      <w:r>
-        <w:t xml:space="preserve">PROMOTIONDATE] </w:t>
-      </w:r>
-      <w:r>
-        <w:rPr>
-          <w:cs/>
-        </w:rPr>
-        <w:t xml:space="preserve">के अंतर्गत </w:t>
-      </w:r>
-      <w:proofErr w:type="spellStart"/>
-      <w:r>
-        <w:rPr>
-          <w:cs/>
-        </w:rPr>
-        <w:t>लेवल</w:t>
-      </w:r>
-      <w:proofErr w:type="spellEnd"/>
-      <w:r>
-        <w:rPr>
-          <w:cs/>
-        </w:rPr>
-        <w:t xml:space="preserve"> </w:t>
-      </w:r>
-      <w:r>
-        <w:rPr>
-          <w:cs/>
-        </w:rPr>
-        <w:t>[</w:t>
-      </w:r>
-      <w:r>
-        <w:t>NEWLEVEL]</w:t>
-      </w:r>
-      <w:r>
-        <w:rPr>
-          <w:cs/>
-        </w:rPr>
-        <w:t xml:space="preserve"> </w:t>
-      </w:r>
-      <w:proofErr w:type="spellStart"/>
-      <w:r>
-        <w:rPr>
-          <w:cs/>
-        </w:rPr>
-        <w:t>वेतनमान</w:t>
-      </w:r>
-      <w:proofErr w:type="spellEnd"/>
-      <w:r>
-        <w:rPr>
-          <w:cs/>
-        </w:rPr>
-        <w:t xml:space="preserve"> </w:t>
-      </w:r>
-      <w:r>
-        <w:rPr>
-          <w:cs/>
-        </w:rPr>
-        <w:t>[</w:t>
-      </w:r>
-      <w:r>
-        <w:t xml:space="preserve">NEWPAYBAND] </w:t>
-      </w:r>
-      <w:r>
-        <w:rPr>
-          <w:cs/>
-        </w:rPr>
-        <w:t xml:space="preserve">(ग्रेड </w:t>
-      </w:r>
-      <w:proofErr w:type="spellStart"/>
-      <w:r>
-        <w:rPr>
-          <w:cs/>
-        </w:rPr>
-        <w:t>पे</w:t>
-      </w:r>
-      <w:proofErr w:type="spellEnd"/>
-      <w:r>
-        <w:rPr>
-          <w:cs/>
-        </w:rPr>
-        <w:t xml:space="preserve"> </w:t>
-      </w:r>
-      <w:r>
-        <w:rPr>
-          <w:cs/>
-        </w:rPr>
-        <w:t>[</w:t>
-      </w:r>
-      <w:r>
-        <w:t>NEWGP]</w:t>
-      </w:r>
-      <w:r>
-        <w:rPr>
-          <w:cs/>
-        </w:rPr>
-        <w:t xml:space="preserve">) पद </w:t>
-      </w:r>
-      <w:r>
-        <w:t>[NEWDESIGNATION</w:t>
-      </w:r>
-      <w:r>
-        <w:t xml:space="preserve">] </w:t>
-      </w:r>
-      <w:r>
-        <w:rPr>
-          <w:cs/>
-        </w:rPr>
-        <w:t xml:space="preserve">में </w:t>
-      </w:r>
-      <w:proofErr w:type="spellStart"/>
-      <w:r>
-        <w:rPr>
-          <w:cs/>
-        </w:rPr>
-        <w:t>पदोन्नत</w:t>
-      </w:r>
-      <w:proofErr w:type="spellEnd"/>
-      <w:r>
-        <w:rPr>
-          <w:cs/>
-        </w:rPr>
-        <w:t xml:space="preserve"> किया गया है। कर्मचारी को </w:t>
-      </w:r>
-      <w:proofErr w:type="spellStart"/>
-      <w:r>
-        <w:rPr>
-          <w:cs/>
-        </w:rPr>
-        <w:t>दिंनाक</w:t>
-      </w:r>
-      <w:proofErr w:type="spellEnd"/>
-      <w:r>
-        <w:rPr>
-          <w:cs/>
-        </w:rPr>
-        <w:t xml:space="preserve"> </w:t>
-      </w:r>
-      <w:r>
-        <w:rPr>
-          <w:cs/>
-        </w:rPr>
-        <w:t>[</w:t>
-      </w:r>
-      <w:r>
-        <w:t>PROMOTIONDATE</w:t>
-      </w:r>
-      <w:r>
-        <w:t xml:space="preserve">] </w:t>
       </w:r>
       <w:r>
         <w:rPr>
@@ -973,13 +930,7 @@
         <w:rPr>
           <w:cs/>
         </w:rPr>
-        <w:t>. / का.</w:t>
-      </w:r>
-      <w:r>
-        <w:rPr>
-          <w:cs/>
-        </w:rPr>
-        <w:t xml:space="preserve"> </w:t>
+        <w:t xml:space="preserve">. / का. </w:t>
       </w:r>
       <w:proofErr w:type="spellStart"/>
       <w:r>
@@ -1032,67 +983,46 @@
         <w:t xml:space="preserve">/ </w:t>
       </w:r>
       <w:r>
-        <w:t>Rev. Gad Dt. 01.08.2016</w:t>
-      </w:r>
-      <w:r>
+        <w:t xml:space="preserve">Rev. Gad Dt. 01.08.2016  </w:t>
+      </w:r>
+      <w:r>
+        <w:rPr>
+          <w:cs/>
+        </w:rPr>
+        <w:t>के अंतर्गत नीचे लिखे अनुसार [</w:t>
+      </w:r>
+      <w:r>
+        <w:t xml:space="preserve">NEWPAYBAND] </w:t>
+      </w:r>
+      <w:r>
+        <w:rPr>
+          <w:cs/>
+        </w:rPr>
+        <w:t xml:space="preserve">ग्रेड </w:t>
+      </w:r>
+      <w:proofErr w:type="spellStart"/>
+      <w:r>
+        <w:rPr>
+          <w:cs/>
+        </w:rPr>
+        <w:t>पे</w:t>
+      </w:r>
+      <w:proofErr w:type="spellEnd"/>
+      <w:r>
+        <w:rPr>
+          <w:cs/>
+        </w:rPr>
+        <w:t xml:space="preserve"> [</w:t>
+      </w:r>
+      <w:r>
+        <w:t>NEWGP]</w:t>
+      </w:r>
+      <w:r>
+        <w:rPr>
+          <w:cs/>
+        </w:rPr>
         <w:t xml:space="preserve"> </w:t>
       </w:r>
-      <w:r>
-        <w:t xml:space="preserve"> </w:t>
-      </w:r>
-      <w:r>
-        <w:rPr>
-          <w:cs/>
-        </w:rPr>
-        <w:t xml:space="preserve">के अंतर्गत नीचे लिखे अनुसार </w:t>
-      </w:r>
-      <w:r>
-        <w:rPr>
-          <w:cs/>
-        </w:rPr>
-        <w:t>[</w:t>
-      </w:r>
-      <w:r>
-        <w:t>NEWPAYBAND</w:t>
-      </w:r>
-      <w:r>
-        <w:t xml:space="preserve">] </w:t>
-      </w:r>
-      <w:r>
-        <w:rPr>
-          <w:cs/>
-        </w:rPr>
-        <w:t xml:space="preserve">ग्रेड </w:t>
-      </w:r>
-      <w:proofErr w:type="spellStart"/>
-      <w:r>
-        <w:rPr>
-          <w:cs/>
-        </w:rPr>
-        <w:t>पे</w:t>
-      </w:r>
-      <w:proofErr w:type="spellEnd"/>
-      <w:r>
-        <w:rPr>
-          <w:cs/>
-        </w:rPr>
-        <w:t xml:space="preserve"> </w:t>
-      </w:r>
-      <w:r>
-        <w:rPr>
-          <w:cs/>
-        </w:rPr>
-        <w:t>[</w:t>
-      </w:r>
-      <w:r>
-        <w:t>NEWGP]</w:t>
-      </w:r>
-      <w:r>
-        <w:rPr>
-          <w:cs/>
-        </w:rPr>
-        <w:t xml:space="preserve"> </w:t>
-      </w:r>
       <w:proofErr w:type="spellStart"/>
       <w:r>
         <w:rPr>
@@ -1105,13 +1035,7 @@
         <w:rPr>
           <w:cs/>
         </w:rPr>
-        <w:t xml:space="preserve"> – </w:t>
-      </w:r>
-      <w:r>
-        <w:rPr>
-          <w:cs/>
-        </w:rPr>
-        <w:t>[</w:t>
+        <w:t xml:space="preserve"> – [</w:t>
       </w:r>
       <w:r>
         <w:t>NEWLEVEL]</w:t>
@@ -1139,512 +1063,587 @@
     </w:p>
     <w:p>
       <w:pPr>
-        <w:rPr>
-          <w:b/>
-          <w:bCs/>
-        </w:rPr>
-      </w:pPr>
-      <w:r>
+        <w:pStyle w:val="ListParagraph"/>
+        <w:numPr>
+          <w:ilvl w:val="0"/>
+          <w:numId w:val="1"/>
+        </w:numPr>
+      </w:pPr>
+      <w:r>
+        <w:rPr>
+          <w:cs/>
+        </w:rPr>
+        <w:t xml:space="preserve">संशोधित वेतन संरचना में </w:t>
+      </w:r>
+      <w:proofErr w:type="spellStart"/>
+      <w:r>
+        <w:rPr>
+          <w:cs/>
+        </w:rPr>
+        <w:t>पे</w:t>
+      </w:r>
+      <w:proofErr w:type="spellEnd"/>
+      <w:r>
+        <w:rPr>
+          <w:cs/>
+        </w:rPr>
         <w:t xml:space="preserve"> </w:t>
       </w:r>
-      <w:r>
-        <w:rPr>
-          <w:b/>
-          <w:bCs/>
-        </w:rPr>
-        <w:t>[PROMOTIONDATE</w:t>
-      </w:r>
-      <w:r>
-        <w:rPr>
-          <w:b/>
-          <w:bCs/>
-        </w:rPr>
-        <w:t xml:space="preserve">] </w:t>
-      </w:r>
-      <w:r>
-        <w:rPr>
-          <w:b/>
-          <w:bCs/>
-        </w:rPr>
-        <w:t xml:space="preserve">: </w:t>
-      </w:r>
-      <w:r>
-        <w:rPr>
-          <w:b/>
-          <w:bCs/>
-        </w:rPr>
-        <w:t xml:space="preserve"> </w:t>
-      </w:r>
-      <w:r>
-        <w:rPr>
-          <w:b/>
-          <w:bCs/>
+      <w:proofErr w:type="spellStart"/>
+      <w:r>
+        <w:rPr>
+          <w:cs/>
+        </w:rPr>
+        <w:t>मेट्रिक्स</w:t>
+      </w:r>
+      <w:proofErr w:type="spellEnd"/>
+      <w:r>
+        <w:rPr>
+          <w:cs/>
+        </w:rPr>
+        <w:t xml:space="preserve"> का </w:t>
+      </w:r>
+      <w:proofErr w:type="spellStart"/>
+      <w:r>
+        <w:rPr>
+          <w:cs/>
+        </w:rPr>
+        <w:t>लेवल</w:t>
+      </w:r>
+      <w:proofErr w:type="spellEnd"/>
+      <w:r>
+        <w:rPr>
+          <w:cs/>
+        </w:rPr>
+        <w:t xml:space="preserve">- </w:t>
+      </w:r>
+      <w:r>
+        <w:rPr>
+          <w:cs/>
         </w:rPr>
         <w:t>[</w:t>
       </w:r>
       <w:r>
-        <w:rPr>
-          <w:b/>
-          <w:bCs/>
-        </w:rPr>
-        <w:t xml:space="preserve">OLDBASICPAY] </w:t>
-      </w:r>
-      <w:r>
-        <w:rPr>
-          <w:b/>
-          <w:bCs/>
-        </w:rPr>
-        <w:t>(</w:t>
-      </w:r>
-      <w:r>
-        <w:rPr>
-          <w:b/>
-          <w:bCs/>
-        </w:rPr>
-        <w:t>[OLDGP</w:t>
-      </w:r>
-      <w:r>
-        <w:rPr>
-          <w:b/>
-          <w:bCs/>
-        </w:rPr>
-        <w:t xml:space="preserve">] </w:t>
-      </w:r>
-      <w:r>
-        <w:rPr>
-          <w:b/>
-          <w:bCs/>
-        </w:rPr>
-        <w:t xml:space="preserve"> Index </w:t>
-      </w:r>
-      <w:r>
-        <w:rPr>
-          <w:b/>
-          <w:bCs/>
-        </w:rPr>
-        <w:t>–</w:t>
-      </w:r>
-      <w:r>
-        <w:rPr>
-          <w:b/>
-          <w:bCs/>
-        </w:rPr>
-        <w:t xml:space="preserve"> </w:t>
-      </w:r>
-      <w:r>
-        <w:rPr>
-          <w:b/>
-          <w:bCs/>
-        </w:rPr>
-        <w:t>[OLDINDEX]</w:t>
-      </w:r>
-      <w:r>
-        <w:rPr>
-          <w:b/>
-          <w:bCs/>
-        </w:rPr>
-        <w:t xml:space="preserve">) Level </w:t>
-      </w:r>
-      <w:r>
-        <w:rPr>
-          <w:b/>
-          <w:bCs/>
-        </w:rPr>
-        <w:t>–</w:t>
-      </w:r>
-      <w:r>
-        <w:rPr>
-          <w:b/>
-          <w:bCs/>
-        </w:rPr>
-        <w:t xml:space="preserve"> </w:t>
-      </w:r>
-      <w:r>
-        <w:rPr>
-          <w:b/>
-          <w:bCs/>
-        </w:rPr>
-        <w:t>[OLDLEVEL]</w:t>
+        <w:t>OLDLEVEL]</w:t>
       </w:r>
     </w:p>
     <w:p>
       <w:pPr>
-        <w:rPr>
-          <w:b/>
-          <w:bCs/>
-        </w:rPr>
-      </w:pPr>
-      <w:r>
-        <w:rPr>
-          <w:b/>
-          <w:bCs/>
-        </w:rPr>
-        <w:t xml:space="preserve">  </w:t>
-      </w:r>
-      <w:r>
-        <w:rPr>
-          <w:b/>
-          <w:bCs/>
-        </w:rPr>
-        <w:t>[PROMOTIONDATE</w:t>
-      </w:r>
-      <w:r>
-        <w:rPr>
-          <w:b/>
-          <w:bCs/>
-        </w:rPr>
-        <w:t xml:space="preserve">] </w:t>
-      </w:r>
-      <w:r>
-        <w:rPr>
-          <w:b/>
-          <w:bCs/>
-        </w:rPr>
-        <w:t xml:space="preserve">: </w:t>
-      </w:r>
-      <w:r>
-        <w:rPr>
-          <w:b/>
-          <w:bCs/>
-        </w:rPr>
-        <w:t>[MROUND</w:t>
-      </w:r>
-      <w:r>
-        <w:rPr>
-          <w:b/>
-          <w:bCs/>
-        </w:rPr>
-        <w:t>100</w:t>
-      </w:r>
-      <w:r>
-        <w:rPr>
-          <w:b/>
-          <w:bCs/>
-        </w:rPr>
-        <w:t>OLD</w:t>
-      </w:r>
-      <w:r>
-        <w:rPr>
-          <w:b/>
-          <w:bCs/>
-        </w:rPr>
-        <w:t>BASICPAY*103%</w:t>
-      </w:r>
-      <w:r>
-        <w:rPr>
-          <w:b/>
-          <w:bCs/>
-        </w:rPr>
-        <w:t xml:space="preserve">] </w:t>
-      </w:r>
-      <w:r>
-        <w:rPr>
-          <w:b/>
-          <w:bCs/>
-        </w:rPr>
-        <w:t xml:space="preserve"> (</w:t>
-      </w:r>
-      <w:r>
-        <w:rPr>
-          <w:b/>
-          <w:bCs/>
-        </w:rPr>
-        <w:t>[OLDGP]</w:t>
-      </w:r>
-      <w:r>
-        <w:rPr>
-          <w:b/>
-          <w:bCs/>
-        </w:rPr>
-        <w:t xml:space="preserve"> / </w:t>
-      </w:r>
-      <w:r>
-        <w:rPr>
-          <w:b/>
-          <w:bCs/>
-        </w:rPr>
-        <w:t>[NEWGP</w:t>
-      </w:r>
-      <w:r>
-        <w:rPr>
-          <w:b/>
-          <w:bCs/>
-        </w:rPr>
-        <w:t>]</w:t>
-      </w:r>
-      <w:r>
-        <w:rPr>
-          <w:b/>
-          <w:bCs/>
-        </w:rPr>
-        <w:t xml:space="preserve"> )</w:t>
+        <w:pStyle w:val="ListParagraph"/>
+        <w:numPr>
+          <w:ilvl w:val="0"/>
+          <w:numId w:val="1"/>
+        </w:numPr>
+        <w:rPr>
+          <w:cs/>
+        </w:rPr>
+      </w:pPr>
+      <w:r>
+        <w:rPr>
+          <w:cs/>
+        </w:rPr>
+        <w:t xml:space="preserve">संशोधित वेतन संरचना में मूल वेतन  </w:t>
+      </w:r>
+      <w:proofErr w:type="spellStart"/>
+      <w:r>
+        <w:rPr>
+          <w:cs/>
+        </w:rPr>
+        <w:t>रू</w:t>
+      </w:r>
+      <w:proofErr w:type="spellEnd"/>
+      <w:r>
+        <w:rPr>
+          <w:cs/>
+        </w:rPr>
+        <w:t xml:space="preserve">- </w:t>
+      </w:r>
+      <w:r>
+        <w:t xml:space="preserve"> [OLDBASICPAY] </w:t>
+      </w:r>
+      <w:r>
+        <w:rPr>
+          <w:cs/>
+        </w:rPr>
+        <w:t>/-</w:t>
+      </w:r>
+      <w:r>
+        <w:t xml:space="preserve">, </w:t>
+      </w:r>
+      <w:r>
+        <w:t>([OLDGP]  Index – [OLDINDEX])</w:t>
       </w:r>
     </w:p>
     <w:p>
       <w:pPr>
-        <w:rPr>
-          <w:b/>
-          <w:bCs/>
-        </w:rPr>
-      </w:pPr>
-      <w:r>
-        <w:rPr>
-          <w:b/>
-          <w:bCs/>
-        </w:rPr>
-        <w:t>Promotion</w:t>
+        <w:pStyle w:val="ListParagraph"/>
+        <w:numPr>
+          <w:ilvl w:val="0"/>
+          <w:numId w:val="1"/>
+        </w:numPr>
+        <w:rPr>
+          <w:cs/>
+        </w:rPr>
+      </w:pPr>
+      <w:r>
+        <w:rPr>
+          <w:cs/>
+        </w:rPr>
+        <w:t xml:space="preserve">पदोन्नति स्कीम के अधीन दिया गया </w:t>
+      </w:r>
+      <w:proofErr w:type="spellStart"/>
+      <w:r>
+        <w:rPr>
+          <w:cs/>
+        </w:rPr>
+        <w:t>पे</w:t>
+      </w:r>
+      <w:proofErr w:type="spellEnd"/>
+      <w:r>
+        <w:rPr>
+          <w:cs/>
+        </w:rPr>
+        <w:t xml:space="preserve"> </w:t>
+      </w:r>
+      <w:proofErr w:type="spellStart"/>
+      <w:r>
+        <w:rPr>
+          <w:cs/>
+        </w:rPr>
+        <w:t>मेट्रिक्स</w:t>
+      </w:r>
+      <w:proofErr w:type="spellEnd"/>
+      <w:r>
+        <w:rPr>
+          <w:cs/>
+        </w:rPr>
+        <w:t xml:space="preserve"> का </w:t>
+      </w:r>
+      <w:proofErr w:type="spellStart"/>
+      <w:r>
+        <w:rPr>
+          <w:cs/>
+        </w:rPr>
+        <w:t>लेवल</w:t>
+      </w:r>
+      <w:proofErr w:type="spellEnd"/>
+      <w:r>
+        <w:rPr>
+          <w:cs/>
+        </w:rPr>
+        <w:t xml:space="preserve"> - </w:t>
+      </w:r>
+      <w:r>
+        <w:t>[NEWLEVEL]</w:t>
       </w:r>
     </w:p>
     <w:p>
       <w:pPr>
-        <w:rPr>
-          <w:b/>
-          <w:bCs/>
-        </w:rPr>
-      </w:pPr>
-      <w:r>
-        <w:rPr>
-          <w:b/>
-          <w:bCs/>
+        <w:pStyle w:val="ListParagraph"/>
+        <w:numPr>
+          <w:ilvl w:val="0"/>
+          <w:numId w:val="1"/>
+        </w:numPr>
+        <w:rPr>
+          <w:cs/>
+        </w:rPr>
+      </w:pPr>
+      <w:proofErr w:type="spellStart"/>
+      <w:r>
+        <w:rPr>
+          <w:cs/>
+        </w:rPr>
+        <w:t>विकल्पानुसार</w:t>
+      </w:r>
+      <w:proofErr w:type="spellEnd"/>
+      <w:r>
+        <w:rPr>
+          <w:cs/>
+        </w:rPr>
+        <w:t xml:space="preserve"> दिनांक </w:t>
+      </w:r>
+      <w:r>
+        <w:t>[PROMOTIONDATE]</w:t>
+      </w:r>
+      <w:r>
+        <w:rPr>
+          <w:cs/>
+        </w:rPr>
+        <w:t xml:space="preserve"> से दिनांक </w:t>
+      </w:r>
+      <w:r>
+        <w:t>[</w:t>
+      </w:r>
+      <w:r>
+        <w:rPr>
+          <w:rFonts w:ascii="Mangal" w:hAnsi="Mangal"/>
+        </w:rPr>
+        <w:t>NEXTINCRDATE-1</w:t>
+      </w:r>
+      <w:r>
+        <w:t>]</w:t>
+      </w:r>
+      <w:r>
+        <w:rPr>
+          <w:cs/>
+        </w:rPr>
+        <w:t xml:space="preserve"> तक ग्रेड </w:t>
+      </w:r>
+      <w:proofErr w:type="spellStart"/>
+      <w:r>
+        <w:rPr>
+          <w:cs/>
+        </w:rPr>
+        <w:t>पे</w:t>
+      </w:r>
+      <w:proofErr w:type="spellEnd"/>
+      <w:r>
+        <w:rPr>
+          <w:cs/>
         </w:rPr>
         <w:t xml:space="preserve"> </w:t>
       </w:r>
       <w:r>
-        <w:rPr>
-          <w:b/>
-          <w:bCs/>
-        </w:rPr>
-        <w:t>[PROMOTIONDATE</w:t>
-      </w:r>
-      <w:r>
-        <w:rPr>
-          <w:b/>
-          <w:bCs/>
-        </w:rPr>
-        <w:t xml:space="preserve">] </w:t>
-      </w:r>
-      <w:r>
-        <w:rPr>
-          <w:b/>
-          <w:bCs/>
-        </w:rPr>
-        <w:t xml:space="preserve">: </w:t>
-      </w:r>
-      <w:r>
-        <w:rPr>
-          <w:b/>
-          <w:bCs/>
-        </w:rPr>
-        <w:t>[NEWBASICPAY</w:t>
-      </w:r>
-      <w:r>
-        <w:rPr>
-          <w:b/>
-          <w:bCs/>
-        </w:rPr>
-        <w:t>]</w:t>
-      </w:r>
-      <w:r>
-        <w:rPr>
-          <w:b/>
-          <w:bCs/>
-        </w:rPr>
-        <w:t xml:space="preserve"> </w:t>
-      </w:r>
-      <w:r>
-        <w:rPr>
-          <w:b/>
-          <w:bCs/>
-        </w:rPr>
-        <w:t>(</w:t>
-      </w:r>
-      <w:r>
-        <w:rPr>
-          <w:b/>
-          <w:bCs/>
-        </w:rPr>
         <w:t>[NEWGP]</w:t>
       </w:r>
       <w:r>
         <w:rPr>
-          <w:b/>
-          <w:bCs/>
-        </w:rPr>
-        <w:t xml:space="preserve"> Index </w:t>
-      </w:r>
-      <w:r>
-        <w:rPr>
-          <w:b/>
-          <w:bCs/>
-        </w:rPr>
-        <w:t>–</w:t>
-      </w:r>
-      <w:r>
-        <w:rPr>
-          <w:b/>
-          <w:bCs/>
-        </w:rPr>
-        <w:t xml:space="preserve"> </w:t>
-      </w:r>
-      <w:r>
-        <w:rPr>
-          <w:b/>
-          <w:bCs/>
-        </w:rPr>
-        <w:t>[NEWINDEX</w:t>
-      </w:r>
-      <w:r>
-        <w:rPr>
-          <w:b/>
-          <w:bCs/>
-        </w:rPr>
-        <w:t>]</w:t>
-      </w:r>
-      <w:r>
-        <w:rPr>
-          <w:b/>
-          <w:bCs/>
-        </w:rPr>
-        <w:t xml:space="preserve">) Level </w:t>
-      </w:r>
-      <w:r>
-        <w:rPr>
-          <w:b/>
-          <w:bCs/>
-        </w:rPr>
-        <w:t>–</w:t>
-      </w:r>
-      <w:r>
-        <w:rPr>
-          <w:b/>
-          <w:bCs/>
-        </w:rPr>
-        <w:t xml:space="preserve"> </w:t>
-      </w:r>
-      <w:r>
-        <w:rPr>
-          <w:b/>
-          <w:bCs/>
-        </w:rPr>
-        <w:t>[NEWLEVEL]</w:t>
+          <w:cs/>
+        </w:rPr>
+        <w:t xml:space="preserve"> में वेतन रु. </w:t>
+      </w:r>
+      <w:r>
+        <w:t>[</w:t>
+      </w:r>
+      <w:r>
+        <w:t>OLD</w:t>
+      </w:r>
+      <w:r>
+        <w:t>BASICKPAY=&lt;</w:t>
+      </w:r>
+      <w:r>
+        <w:t>INNEWGP</w:t>
+      </w:r>
+      <w:r>
+        <w:t>] (</w:t>
+      </w:r>
+      <w:r>
+        <w:rPr>
+          <w:rFonts w:ascii="Mangal" w:hAnsi="Mangal"/>
+        </w:rPr>
+        <w:t>I</w:t>
+      </w:r>
+      <w:r>
+        <w:t>ndex – [NEWINDEX])</w:t>
       </w:r>
     </w:p>
     <w:p>
       <w:pPr>
-        <w:rPr>
-          <w:b/>
-          <w:bCs/>
-        </w:rPr>
-      </w:pPr>
-      <w:r>
-        <w:rPr>
-          <w:b/>
-          <w:bCs/>
-        </w:rPr>
-        <w:t>Increment</w:t>
+        <w:pStyle w:val="ListParagraph"/>
+        <w:numPr>
+          <w:ilvl w:val="0"/>
+          <w:numId w:val="1"/>
+        </w:numPr>
+        <w:rPr>
+          <w:cs/>
+        </w:rPr>
+      </w:pPr>
+      <w:r>
+        <w:rPr>
+          <w:cs/>
+        </w:rPr>
+        <w:t xml:space="preserve">वर्तमान </w:t>
+      </w:r>
+      <w:proofErr w:type="spellStart"/>
+      <w:r>
+        <w:rPr>
+          <w:cs/>
+        </w:rPr>
+        <w:t>लेवल</w:t>
+      </w:r>
+      <w:proofErr w:type="spellEnd"/>
+      <w:r>
+        <w:rPr>
+          <w:cs/>
+        </w:rPr>
+        <w:t xml:space="preserve"> में दो वेतन वृद्धि दिये जाने के </w:t>
+      </w:r>
+      <w:proofErr w:type="spellStart"/>
+      <w:r>
+        <w:rPr>
+          <w:cs/>
+        </w:rPr>
+        <w:t>पश्चात्</w:t>
+      </w:r>
+      <w:proofErr w:type="spellEnd"/>
+      <w:r>
+        <w:rPr>
+          <w:cs/>
+        </w:rPr>
+        <w:t xml:space="preserve"> वेतन रु. </w:t>
+      </w:r>
+      <w:r>
+        <w:t>[MROUND100OLDBASICPAY*103%</w:t>
+      </w:r>
+      <w:r>
+        <w:t>*103%</w:t>
+      </w:r>
+      <w:r>
+        <w:t>]</w:t>
+      </w:r>
+      <w:r>
+        <w:rPr>
+          <w:cs/>
+        </w:rPr>
+        <w:t>/-</w:t>
       </w:r>
     </w:p>
     <w:p>
       <w:pPr>
-        <w:rPr>
-          <w:b/>
-          <w:bCs/>
-        </w:rPr>
-      </w:pPr>
-      <w:r>
-        <w:rPr>
-          <w:b/>
-          <w:bCs/>
+        <w:pStyle w:val="ListParagraph"/>
+        <w:numPr>
+          <w:ilvl w:val="0"/>
+          <w:numId w:val="1"/>
+        </w:numPr>
+      </w:pPr>
+      <w:r>
+        <w:rPr>
+          <w:cs/>
+        </w:rPr>
+        <w:t xml:space="preserve">पदोन्नति </w:t>
+      </w:r>
+      <w:proofErr w:type="spellStart"/>
+      <w:r>
+        <w:rPr>
+          <w:cs/>
+        </w:rPr>
+        <w:t>लेवल</w:t>
+      </w:r>
+      <w:proofErr w:type="spellEnd"/>
+      <w:r>
+        <w:rPr>
+          <w:cs/>
         </w:rPr>
         <w:t xml:space="preserve"> </w:t>
       </w:r>
       <w:r>
-        <w:rPr>
-          <w:b/>
-          <w:bCs/>
+        <w:t xml:space="preserve">[NEWLEVEL] </w:t>
+      </w:r>
+      <w:r>
+        <w:rPr>
+          <w:cs/>
+        </w:rPr>
+        <w:t>में वेतन</w:t>
+      </w:r>
+      <w:r>
+        <w:t>,</w:t>
+      </w:r>
+      <w:r>
+        <w:rPr>
+          <w:cs/>
+        </w:rPr>
+        <w:t xml:space="preserve">  वर्तमान (</w:t>
+      </w:r>
+      <w:proofErr w:type="spellStart"/>
+      <w:r>
+        <w:rPr>
+          <w:cs/>
+        </w:rPr>
+        <w:t>जी.पी</w:t>
+      </w:r>
+      <w:proofErr w:type="spellEnd"/>
+      <w:r>
+        <w:rPr>
+          <w:cs/>
+        </w:rPr>
+        <w:t xml:space="preserve">. </w:t>
+      </w:r>
+      <w:r>
+        <w:t>[OLDGP]</w:t>
+      </w:r>
+      <w:r>
+        <w:rPr>
+          <w:cs/>
+        </w:rPr>
+        <w:t xml:space="preserve">) </w:t>
+      </w:r>
+      <w:proofErr w:type="spellStart"/>
+      <w:r>
+        <w:rPr>
+          <w:cs/>
+        </w:rPr>
+        <w:t>पे</w:t>
+      </w:r>
+      <w:proofErr w:type="spellEnd"/>
+      <w:r>
+        <w:rPr>
+          <w:cs/>
+        </w:rPr>
+        <w:t xml:space="preserve"> </w:t>
+      </w:r>
+      <w:proofErr w:type="spellStart"/>
+      <w:r>
+        <w:rPr>
+          <w:cs/>
+        </w:rPr>
+        <w:t>लेवल</w:t>
+      </w:r>
+      <w:proofErr w:type="spellEnd"/>
+      <w:r>
+        <w:rPr>
+          <w:cs/>
+        </w:rPr>
+        <w:t xml:space="preserve"> </w:t>
+      </w:r>
+      <w:r>
+        <w:rPr>
+          <w:cs/>
         </w:rPr>
         <w:t>[</w:t>
       </w:r>
       <w:r>
-        <w:rPr>
-          <w:b/>
-          <w:bCs/>
-        </w:rPr>
-        <w:t>NEXTINCRDATE]</w:t>
-      </w:r>
-      <w:r>
-        <w:rPr>
-          <w:b/>
-          <w:bCs/>
+        <w:t>OLDLEVEL]</w:t>
+      </w:r>
+      <w:r>
+        <w:rPr>
+          <w:cs/>
+        </w:rPr>
+        <w:t xml:space="preserve"> में दो वेतन वृद्धि के बराबर अथवा पदोन्नति </w:t>
+      </w:r>
+      <w:proofErr w:type="spellStart"/>
+      <w:r>
+        <w:rPr>
+          <w:cs/>
+        </w:rPr>
+        <w:t>पे</w:t>
+      </w:r>
+      <w:proofErr w:type="spellEnd"/>
+      <w:r>
+        <w:rPr>
+          <w:cs/>
         </w:rPr>
         <w:t xml:space="preserve"> </w:t>
       </w:r>
-      <w:r>
-        <w:rPr>
-          <w:b/>
-          <w:bCs/>
-        </w:rPr>
-        <w:t>:</w:t>
-      </w:r>
-      <w:r>
-        <w:rPr>
-          <w:b/>
-          <w:bCs/>
+      <w:proofErr w:type="spellStart"/>
+      <w:r>
+        <w:rPr>
+          <w:cs/>
+        </w:rPr>
+        <w:t>लेवल</w:t>
+      </w:r>
+      <w:proofErr w:type="spellEnd"/>
+      <w:r>
+        <w:rPr>
+          <w:cs/>
         </w:rPr>
         <w:t xml:space="preserve"> </w:t>
       </w:r>
       <w:r>
-        <w:rPr>
-          <w:b/>
-          <w:bCs/>
-        </w:rPr>
+        <w:t>[NEWLEVEL]</w:t>
+      </w:r>
+      <w:r>
+        <w:rPr>
+          <w:cs/>
+        </w:rPr>
+        <w:t xml:space="preserve"> में उससे उच्चतर राशि   रु. </w:t>
+      </w:r>
+      <w:r>
+        <w:t>[MROUND100OLDBASICPAY*103%</w:t>
+      </w:r>
+      <w:r>
+        <w:t>*103%</w:t>
+      </w:r>
+      <w:r>
+        <w:t>=&lt;INNEWGP</w:t>
+      </w:r>
+      <w:r>
+        <w:t>]</w:t>
+      </w:r>
+      <w:r>
+        <w:rPr>
+          <w:cs/>
+        </w:rPr>
+        <w:t>/-</w:t>
+      </w:r>
+      <w:r>
+        <w:rPr>
+          <w:cs/>
+        </w:rPr>
+        <w:t xml:space="preserve"> </w:t>
+      </w:r>
+      <w:r>
         <w:t>[</w:t>
       </w:r>
       <w:r>
-        <w:rPr>
-          <w:b/>
-          <w:bCs/>
-        </w:rPr>
-        <w:t>MROUND100O</w:t>
-      </w:r>
-      <w:r>
-        <w:rPr>
-          <w:b/>
-          <w:bCs/>
-        </w:rPr>
-        <w:t>NEW</w:t>
-      </w:r>
-      <w:r>
-        <w:rPr>
-          <w:b/>
-          <w:bCs/>
-        </w:rPr>
-        <w:t>BASICPAY*103%</w:t>
-      </w:r>
-      <w:r>
-        <w:rPr>
-          <w:b/>
-          <w:bCs/>
-        </w:rPr>
-        <w:t>]</w:t>
+        <w:t>REVISED</w:t>
+      </w:r>
+      <w:r>
+        <w:t>NEWINDEX]</w:t>
       </w:r>
     </w:p>
     <w:p>
       <w:pPr>
-        <w:jc w:val="both"/>
-      </w:pPr>
-      <w:r>
-        <w:rPr>
-          <w:cs/>
-        </w:rPr>
-        <w:t xml:space="preserve">अतः </w:t>
-      </w:r>
-      <w:proofErr w:type="spellStart"/>
-      <w:r>
-        <w:rPr>
-          <w:cs/>
-        </w:rPr>
-        <w:t>दिंनाक</w:t>
+        <w:ind w:left="360"/>
+      </w:pPr>
+      <w:r>
+        <w:rPr>
+          <w:cs/>
+        </w:rPr>
+        <w:lastRenderedPageBreak/>
+        <w:t xml:space="preserve">कर्मचारी </w:t>
+      </w:r>
+      <w:r>
+        <w:rPr>
+          <w:rFonts w:ascii="Mangal" w:hAnsi="Mangal" w:hint="cs"/>
+          <w:cs/>
+        </w:rPr>
+        <w:t>के</w:t>
+      </w:r>
+      <w:r>
+        <w:rPr>
+          <w:cs/>
+        </w:rPr>
+        <w:t xml:space="preserve"> पदोन्नति पर </w:t>
+      </w:r>
+      <w:r>
+        <w:rPr>
+          <w:cs/>
+        </w:rPr>
+        <w:t xml:space="preserve">दिनांक </w:t>
+      </w:r>
+      <w:r>
+        <w:t>[PROMOTIONDATE]</w:t>
+      </w:r>
+      <w:r>
+        <w:rPr>
+          <w:cs/>
+        </w:rPr>
+        <w:t xml:space="preserve"> से दिनांक </w:t>
+      </w:r>
+      <w:r>
+        <w:t>[</w:t>
+      </w:r>
+      <w:r>
+        <w:rPr>
+          <w:rFonts w:ascii="Mangal" w:hAnsi="Mangal"/>
+        </w:rPr>
+        <w:t>NEXTINCRDATE-1</w:t>
+      </w:r>
+      <w:r>
+        <w:t>]</w:t>
+      </w:r>
+      <w:r>
+        <w:rPr>
+          <w:cs/>
+        </w:rPr>
+        <w:t xml:space="preserve"> तक ग्रेड </w:t>
+      </w:r>
+      <w:proofErr w:type="spellStart"/>
+      <w:r>
+        <w:rPr>
+          <w:cs/>
+        </w:rPr>
+        <w:t>पे</w:t>
       </w:r>
       <w:proofErr w:type="spellEnd"/>
       <w:r>
@@ -1654,29 +1653,35 @@
         <w:t xml:space="preserve"> </w:t>
       </w:r>
       <w:r>
+        <w:t>[NEWGP]</w:t>
+      </w:r>
+      <w:r>
+        <w:rPr>
+          <w:cs/>
+        </w:rPr>
+        <w:t xml:space="preserve"> में वेतन रु. </w:t>
+      </w:r>
+      <w:r>
+        <w:t>[NEWBASICPAY] (</w:t>
+      </w:r>
+      <w:r>
+        <w:rPr>
+          <w:rFonts w:ascii="Mangal" w:hAnsi="Mangal"/>
+        </w:rPr>
+        <w:t>I</w:t>
+      </w:r>
+      <w:r>
+        <w:t>ndex – [NEWINDEX])</w:t>
+      </w:r>
+      <w:r>
         <w:t xml:space="preserve"> </w:t>
       </w:r>
       <w:r>
         <w:rPr>
-          <w:b/>
-          <w:bCs/>
-        </w:rPr>
-        <w:t>[PROMOTIONDATE]</w:t>
-      </w:r>
-      <w:r>
-        <w:rPr>
-          <w:cs/>
-        </w:rPr>
-        <w:t xml:space="preserve"> का कर्मचारी का </w:t>
-      </w:r>
-      <w:proofErr w:type="spellStart"/>
-      <w:r>
-        <w:rPr>
-          <w:cs/>
-        </w:rPr>
-        <w:t>वेतनमान</w:t>
-      </w:r>
-      <w:proofErr w:type="spellEnd"/>
+          <w:cs/>
+        </w:rPr>
+        <w:t>दिनांक</w:t>
+      </w:r>
       <w:r>
         <w:rPr>
           <w:cs/>
@@ -1684,93 +1689,40 @@
         <w:t xml:space="preserve"> </w:t>
       </w:r>
       <w:r>
-        <w:t>[NEWPAYBAND]</w:t>
-      </w:r>
-      <w:r>
-        <w:rPr>
-          <w:cs/>
-        </w:rPr>
-        <w:t xml:space="preserve"> ग्रेड </w:t>
-      </w:r>
-      <w:proofErr w:type="spellStart"/>
-      <w:r>
-        <w:rPr>
-          <w:cs/>
-        </w:rPr>
-        <w:t>पे</w:t>
-      </w:r>
-      <w:proofErr w:type="spellEnd"/>
-      <w:r>
-        <w:rPr>
-          <w:cs/>
-        </w:rPr>
-        <w:t xml:space="preserve"> </w:t>
-      </w:r>
-      <w:r>
-        <w:rPr>
-          <w:cs/>
-        </w:rPr>
         <w:t>[</w:t>
       </w:r>
       <w:r>
-        <w:t xml:space="preserve">NEWGP] </w:t>
-      </w:r>
-      <w:proofErr w:type="spellStart"/>
-      <w:r>
-        <w:rPr>
-          <w:cs/>
-        </w:rPr>
-        <w:t>लेवल</w:t>
-      </w:r>
-      <w:proofErr w:type="spellEnd"/>
-      <w:r>
-        <w:rPr>
-          <w:cs/>
-        </w:rPr>
-        <w:t xml:space="preserve"> – </w:t>
-      </w:r>
-      <w:r>
-        <w:rPr>
-          <w:cs/>
-        </w:rPr>
-        <w:t>[</w:t>
-      </w:r>
-      <w:r>
-        <w:t xml:space="preserve">NEWLEVEL] </w:t>
-      </w:r>
-      <w:r>
-        <w:rPr>
-          <w:cs/>
-        </w:rPr>
-        <w:t xml:space="preserve">में वेतन रुपये </w:t>
-      </w:r>
-      <w:r>
-        <w:rPr>
-          <w:cs/>
-        </w:rPr>
-        <w:t>[</w:t>
-      </w:r>
-      <w:r>
-        <w:t>NEWBASICPAY</w:t>
-      </w:r>
-      <w:r>
+        <w:rPr>
+          <w:rFonts w:ascii="Mangal" w:hAnsi="Mangal"/>
+        </w:rPr>
+        <w:t>NEXTINCRDATE</w:t>
+      </w:r>
+      <w:r>
+        <w:rPr>
+          <w:rFonts w:ascii="Mangal" w:hAnsi="Mangal"/>
+        </w:rPr>
         <w:t>]</w:t>
       </w:r>
       <w:r>
-        <w:t>/</w:t>
-      </w:r>
-      <w:r>
-        <w:rPr>
-          <w:rFonts w:ascii="Mangal" w:hAnsi="Mangal"/>
-          <w:cs/>
-        </w:rPr>
-        <w:t xml:space="preserve">- </w:t>
-      </w:r>
-      <w:r>
-        <w:rPr>
-          <w:cs/>
-        </w:rPr>
-        <w:t>निर्धारित किया जाता है।</w:t>
+        <w:rPr>
+          <w:cs/>
+        </w:rPr>
+        <w:t xml:space="preserve"> से वेतन रु. </w:t>
+      </w:r>
+      <w:r>
+        <w:t>[MROUND100OLDBASICPAY*103%</w:t>
+      </w:r>
+      <w:r>
+        <w:t>*103%=&lt;INNEWGP</w:t>
+      </w:r>
+      <w:r>
+        <w:t>]</w:t>
+      </w:r>
+      <w:r>
+        <w:rPr>
+          <w:cs/>
+        </w:rPr>
+        <w:t>/- निर्धारित किया गया।</w:t>
       </w:r>
     </w:p>
     <w:p>
@@ -1789,7 +1741,6 @@
         <w:rPr>
           <w:rFonts w:ascii="Mangal" w:hAnsi="Mangal"/>
         </w:rPr>
-        <w:lastRenderedPageBreak/>
         <w:t xml:space="preserve">OS/SGAM.                </w:t>
       </w:r>
       <w:r>
@@ -1883,6 +1834,193 @@
     </w:p>
   </w:footnote>
 </w:footnotes>
+</file>
+
+<file path=word/numbering.xml><?xml version="1.0" encoding="utf-8"?>
+<w:numbering xmlns:wpc="http://schemas.microsoft.com/office/word/2010/wordprocessingCanvas" xmlns:cx="http://schemas.microsoft.com/office/drawing/2014/chartex" xmlns:cx1="http://schemas.microsoft.com/office/drawing/2015/9/8/chartex" xmlns:cx2="http://schemas.microsoft.com/office/drawing/2015/10/21/chartex" xmlns:cx3="http://schemas.microsoft.com/office/drawing/2016/5/9/chartex" xmlns:cx4="http://schemas.microsoft.com/office/drawing/2016/5/10/chartex" xmlns:cx5="http://schemas.microsoft.com/office/drawing/2016/5/11/chartex" xmlns:cx6="http://schemas.microsoft.com/office/drawing/2016/5/12/chartex" xmlns:cx7="http://schemas.microsoft.com/office/drawing/2016/5/13/chartex" xmlns:cx8="http://schemas.microsoft.com/office/drawing/2016/5/14/chartex" xmlns:mc="http://schemas.openxmlformats.org/markup-compatibility/2006" xmlns:aink="http://schemas.microsoft.com/office/drawing/2016/ink" xmlns:am3d="http://schemas.microsoft.com/office/drawing/2017/model3d" xmlns:o="urn:schemas-microsoft-com:office:office" xmlns:oel="http://schemas.microsoft.com/office/2019/extlst" xmlns:r="http://schemas.openxmlformats.org/officeDocument/2006/relationships" xmlns:m="http://schemas.openxmlformats.org/officeDocument/2006/math" xmlns:v="urn:schemas-microsoft-com:vml" xmlns:wp14="http://schemas.microsoft.com/office/word/2010/wordprocessingDrawing" xmlns:wp="http://schemas.openxmlformats.org/drawingml/2006/wordprocessingDrawing" xmlns:w10="urn:schemas-microsoft-com:office:word" xmlns:w="http://schemas.openxmlformats.org/wordprocessingml/2006/main" xmlns:w14="http://schemas.microsoft.com/office/word/2010/wordml" xmlns:w15="http://schemas.microsoft.com/office/word/2012/wordml" xmlns:w16cex="http://schemas.microsoft.com/office/word/2018/wordml/cex" xmlns:w16cid="http://schemas.microsoft.com/office/word/2016/wordml/cid" xmlns:w16="http://schemas.microsoft.com/office/word/2018/wordml" xmlns:w16du="http://schemas.microsoft.com/office/word/2023/wordml/word16du" xmlns:w16sdtdh="http://schemas.microsoft.com/office/word/2020/wordml/sdtdatahash" xmlns:w16sdtfl="http://schemas.microsoft.com/office/word/2024/wordml/sdtformatlock" xmlns:w16se="http://schemas.microsoft.com/office/word/2015/wordml/symex" xmlns:wpg="http://schemas.microsoft.com/office/word/2010/wordprocessingGroup" xmlns:wpi="http://schemas.microsoft.com/office/word/2010/wordprocessingInk" xmlns:wne="http://schemas.microsoft.com/office/word/2006/wordml" xmlns:wps="http://schemas.microsoft.com/office/word/2010/wordprocessingShape" mc:Ignorable="w14 w15 w16se w16cid w16 w16cex w16sdtdh w16sdtfl w16du wp14">
+  <w:abstractNum w:abstractNumId="0" w15:restartNumberingAfterBreak="0">
+    <w:nsid w:val="459F2183"/>
+    <w:multiLevelType w:val="hybridMultilevel"/>
+    <w:tmpl w:val="DFC063A6"/>
+    <w:lvl w:ilvl="0" w:tplc="FFFFFFFF">
+      <w:start w:val="1"/>
+      <w:numFmt w:val="decimal"/>
+      <w:lvlText w:val="%1."/>
+      <w:lvlJc w:val="left"/>
+      <w:pPr>
+        <w:ind w:left="720" w:hanging="360"/>
+      </w:pPr>
+      <w:rPr>
+        <w:rFonts w:hint="default"/>
+        <w:sz w:val="21"/>
+      </w:rPr>
+    </w:lvl>
+    <w:lvl w:ilvl="1" w:tplc="04090019" w:tentative="1">
+      <w:start w:val="1"/>
+      <w:numFmt w:val="lowerLetter"/>
+      <w:lvlText w:val="%2."/>
+      <w:lvlJc w:val="left"/>
+      <w:pPr>
+        <w:ind w:left="1440" w:hanging="360"/>
+      </w:pPr>
+    </w:lvl>
+    <w:lvl w:ilvl="2" w:tplc="0409001B" w:tentative="1">
+      <w:start w:val="1"/>
+      <w:numFmt w:val="lowerRoman"/>
+      <w:lvlText w:val="%3."/>
+      <w:lvlJc w:val="right"/>
+      <w:pPr>
+        <w:ind w:left="2160" w:hanging="180"/>
+      </w:pPr>
+    </w:lvl>
+    <w:lvl w:ilvl="3" w:tplc="0409000F" w:tentative="1">
+      <w:start w:val="1"/>
+      <w:numFmt w:val="decimal"/>
+      <w:lvlText w:val="%4."/>
+      <w:lvlJc w:val="left"/>
+      <w:pPr>
+        <w:ind w:left="2880" w:hanging="360"/>
+      </w:pPr>
+    </w:lvl>
+    <w:lvl w:ilvl="4" w:tplc="04090019" w:tentative="1">
+      <w:start w:val="1"/>
+      <w:numFmt w:val="lowerLetter"/>
+      <w:lvlText w:val="%5."/>
+      <w:lvlJc w:val="left"/>
+      <w:pPr>
+        <w:ind w:left="3600" w:hanging="360"/>
+      </w:pPr>
+    </w:lvl>
+    <w:lvl w:ilvl="5" w:tplc="0409001B" w:tentative="1">
+      <w:start w:val="1"/>
+      <w:numFmt w:val="lowerRoman"/>
+      <w:lvlText w:val="%6."/>
+      <w:lvlJc w:val="right"/>
+      <w:pPr>
+        <w:ind w:left="4320" w:hanging="180"/>
+      </w:pPr>
+    </w:lvl>
+    <w:lvl w:ilvl="6" w:tplc="0409000F" w:tentative="1">
+      <w:start w:val="1"/>
+      <w:numFmt w:val="decimal"/>
+      <w:lvlText w:val="%7."/>
+      <w:lvlJc w:val="left"/>
+      <w:pPr>
+        <w:ind w:left="5040" w:hanging="360"/>
+      </w:pPr>
+    </w:lvl>
+    <w:lvl w:ilvl="7" w:tplc="04090019" w:tentative="1">
+      <w:start w:val="1"/>
+      <w:numFmt w:val="lowerLetter"/>
+      <w:lvlText w:val="%8."/>
+      <w:lvlJc w:val="left"/>
+      <w:pPr>
+        <w:ind w:left="5760" w:hanging="360"/>
+      </w:pPr>
+    </w:lvl>
+    <w:lvl w:ilvl="8" w:tplc="0409001B" w:tentative="1">
+      <w:start w:val="1"/>
+      <w:numFmt w:val="lowerRoman"/>
+      <w:lvlText w:val="%9."/>
+      <w:lvlJc w:val="right"/>
+      <w:pPr>
+        <w:ind w:left="6480" w:hanging="180"/>
+      </w:pPr>
+    </w:lvl>
+  </w:abstractNum>
+  <w:abstractNum w:abstractNumId="1" w15:restartNumberingAfterBreak="0">
+    <w:nsid w:val="7C7A2E18"/>
+    <w:multiLevelType w:val="hybridMultilevel"/>
+    <w:tmpl w:val="24CE4DA0"/>
+    <w:lvl w:ilvl="0" w:tplc="04090011">
+      <w:start w:val="1"/>
+      <w:numFmt w:val="decimal"/>
+      <w:lvlText w:val="%1)"/>
+      <w:lvlJc w:val="left"/>
+      <w:pPr>
+        <w:ind w:left="720" w:hanging="360"/>
+      </w:pPr>
+    </w:lvl>
+    <w:lvl w:ilvl="1" w:tplc="04090019" w:tentative="1">
+      <w:start w:val="1"/>
+      <w:numFmt w:val="lowerLetter"/>
+      <w:lvlText w:val="%2."/>
+      <w:lvlJc w:val="left"/>
+      <w:pPr>
+        <w:ind w:left="1440" w:hanging="360"/>
+      </w:pPr>
+    </w:lvl>
+    <w:lvl w:ilvl="2" w:tplc="0409001B" w:tentative="1">
+      <w:start w:val="1"/>
+      <w:numFmt w:val="lowerRoman"/>
+      <w:lvlText w:val="%3."/>
+      <w:lvlJc w:val="right"/>
+      <w:pPr>
+        <w:ind w:left="2160" w:hanging="180"/>
+      </w:pPr>
+    </w:lvl>
+    <w:lvl w:ilvl="3" w:tplc="0409000F" w:tentative="1">
+      <w:start w:val="1"/>
+      <w:numFmt w:val="decimal"/>
+      <w:lvlText w:val="%4."/>
+      <w:lvlJc w:val="left"/>
+      <w:pPr>
+        <w:ind w:left="2880" w:hanging="360"/>
+      </w:pPr>
+    </w:lvl>
+    <w:lvl w:ilvl="4" w:tplc="04090019" w:tentative="1">
+      <w:start w:val="1"/>
+      <w:numFmt w:val="lowerLetter"/>
+      <w:lvlText w:val="%5."/>
+      <w:lvlJc w:val="left"/>
+      <w:pPr>
+        <w:ind w:left="3600" w:hanging="360"/>
+      </w:pPr>
+    </w:lvl>
+    <w:lvl w:ilvl="5" w:tplc="0409001B" w:tentative="1">
+      <w:start w:val="1"/>
+      <w:numFmt w:val="lowerRoman"/>
+      <w:lvlText w:val="%6."/>
+      <w:lvlJc w:val="right"/>
+      <w:pPr>
+        <w:ind w:left="4320" w:hanging="180"/>
+      </w:pPr>
+    </w:lvl>
+    <w:lvl w:ilvl="6" w:tplc="0409000F" w:tentative="1">
+      <w:start w:val="1"/>
+      <w:numFmt w:val="decimal"/>
+      <w:lvlText w:val="%7."/>
+      <w:lvlJc w:val="left"/>
+      <w:pPr>
+        <w:ind w:left="5040" w:hanging="360"/>
+      </w:pPr>
+    </w:lvl>
+    <w:lvl w:ilvl="7" w:tplc="04090019" w:tentative="1">
+      <w:start w:val="1"/>
+      <w:numFmt w:val="lowerLetter"/>
+      <w:lvlText w:val="%8."/>
+      <w:lvlJc w:val="left"/>
+      <w:pPr>
+        <w:ind w:left="5760" w:hanging="360"/>
+      </w:pPr>
+    </w:lvl>
+    <w:lvl w:ilvl="8" w:tplc="0409001B" w:tentative="1">
+      <w:start w:val="1"/>
+      <w:numFmt w:val="lowerRoman"/>
+      <w:lvlText w:val="%9."/>
+      <w:lvlJc w:val="right"/>
+      <w:pPr>
+        <w:ind w:left="6480" w:hanging="180"/>
+      </w:pPr>
+    </w:lvl>
+  </w:abstractNum>
+  <w:num w:numId="1" w16cid:durableId="93745339">
+    <w:abstractNumId w:val="1"/>
+  </w:num>
+  <w:num w:numId="2" w16cid:durableId="1641302250">
+    <w:abstractNumId w:val="0"/>
+  </w:num>
+</w:numbering>
 </file>
 
 <file path=word/styles.xml><?xml version="1.0" encoding="utf-8"?>

--- a/assets/On Increment Promotion temp.docx
+++ b/assets/On Increment Promotion temp.docx
@@ -1572,6 +1572,15 @@
         <w:t xml:space="preserve"> </w:t>
       </w:r>
       <w:r>
+        <w:rPr>
+          <w:cs/>
+        </w:rPr>
+        <w:t>(</w:t>
+      </w:r>
+      <w:r>
+        <w:t>Index-</w:t>
+      </w:r>
+      <w:r>
         <w:t>[</w:t>
       </w:r>
       <w:r>
@@ -1579,6 +1588,9 @@
       </w:r>
       <w:r>
         <w:t>NEWINDEX]</w:t>
+      </w:r>
+      <w:r>
+        <w:t>)</w:t>
       </w:r>
     </w:p>
     <w:p>
@@ -1589,7 +1601,6 @@
         <w:rPr>
           <w:cs/>
         </w:rPr>
-        <w:lastRenderedPageBreak/>
         <w:t xml:space="preserve">कर्मचारी </w:t>
       </w:r>
       <w:r>
@@ -1662,7 +1673,13 @@
         <w:t xml:space="preserve"> में वेतन रु. </w:t>
       </w:r>
       <w:r>
-        <w:t>[NEWBASICPAY] (</w:t>
+        <w:t>[NEWBASICPAY]</w:t>
+      </w:r>
+      <w:r>
+        <w:t xml:space="preserve">/- </w:t>
+      </w:r>
+      <w:r>
+        <w:t>(</w:t>
       </w:r>
       <w:r>
         <w:rPr>
